--- a/25.पग पग गड्ढों का डेरा.docx
+++ b/25.पग पग गड्ढों का डेरा.docx
@@ -378,6 +378,34 @@
         <w:t>ने</w:t>
       </w:r>
     </w:p>
+    <w:p>
+      <w:pPr>
+        <w:spacing w:after="0"/>
+        <w:jc w:val="both"/>
+      </w:pPr>
+      <w:r>
+        <w:rPr>
+          <w:rFonts w:ascii="Mangal" w:hAnsi="Mangal" w:cs="Mangal" w:eastAsia="Mangal"/>
+          <w:b/>
+          <w:sz w:val="24"/>
+        </w:rPr>
+        <w:t>शीर्षक पाठ की व्यंग्यात्मकता को संक्षेप में स्पष्ट कीजिए</w:t>
+      </w:r>
+    </w:p>
+    <w:p>
+      <w:pPr>
+        <w:spacing w:after="0"/>
+        <w:jc w:val="both"/>
+      </w:pPr>
+      <w:r>
+        <w:rPr>
+          <w:rFonts w:ascii="Mangal" w:hAnsi="Mangal" w:cs="Mangal" w:eastAsia="Mangal"/>
+          <w:b w:val="0"/>
+          <w:sz w:val="24"/>
+        </w:rPr>
+        <w:t>दाँत-दर्द के इलाज के बहाने डॉक्टर जीवन-दर्शन सुनाता है और हर पीड़ा से लाभ उठाने वाले ठगों की सूची गिनाता है; अंत में वह स्वयं फीस लेकर सलाह देता है। इस आत्मविरोध से लेखक दिखाते हैं कि धर्म, राजनीति, चिकित्सा और लोकहित की भाषा में लोग दुखी व्यक्ति का लाभ उठा सकते हैं। रचना सावधानी, विवेक और सेवाओं में ईमानदारी की जरूरत बताती है।</w:t>
+      </w:r>
+    </w:p>
     <w:sectPr>
       <w:pgSz w:w="11906" w:h="16838"/>
       <w:pgMar w:top="1440" w:right="1440" w:bottom="1440" w:left="1440" w:header="720" w:footer="720" w:gutter="0"/>
